--- a/Feasiblity Check-Off.docx
+++ b/Feasiblity Check-Off.docx
@@ -12,10 +12,7 @@
     </w:p>
     <w:p>
       <w:r>
-        <w:t xml:space="preserve">The intended users for this would be clinical or research reviewers assessing Alzheimer’s screening. </w:t>
-      </w:r>
-      <w:r>
-        <w:t xml:space="preserve">The prototype would classify ADNI brain MRI images into AD vs CN. </w:t>
+        <w:t xml:space="preserve">The intended users for this would be clinical or research reviewers assessing Alzheimer’s screening. The prototype would classify ADNI brain MRI images into AD vs CN. </w:t>
       </w:r>
       <w:r>
         <w:t>It will also produce confidence scores that may help identify uncertain cases for further review</w:t>
@@ -150,11 +147,9 @@
       <w:r>
         <w:t xml:space="preserve"> with 23714 trainable parameters and completed a </w:t>
       </w:r>
-      <w:proofErr w:type="gramStart"/>
-      <w:r>
-        <w:t>20 batch</w:t>
-      </w:r>
-      <w:proofErr w:type="gramEnd"/>
+      <w:r>
+        <w:t>20-batch</w:t>
+      </w:r>
       <w:r>
         <w:t xml:space="preserve"> CUDA smoke test. The average loss was 0.6938, with training times of 0.93 seconds, and a peak allocated GPU memory of around 0.190GB</w:t>
       </w:r>
@@ -203,19 +198,7 @@
     </w:p>
     <w:p>
       <w:r>
-        <w:t>Patient IDs will be used to ensure that slices from the same patient do not appear across training, validation and test set</w:t>
-      </w:r>
-      <w:r>
-        <w:t xml:space="preserve">. </w:t>
-      </w:r>
-      <w:r>
-        <w:t xml:space="preserve">The training and test datasets will </w:t>
-      </w:r>
-      <w:r>
-        <w:t xml:space="preserve">also </w:t>
-      </w:r>
-      <w:r>
-        <w:t>be checked for potential patient-level data leakage to ensure that slices from the same patient are not present across multiple data splits.</w:t>
+        <w:t>Patient IDs will be used to ensure that slices from the same patient do not appear across training, validation and test set. The training and test datasets will also be checked for potential patient-level data leakage to ensure that slices from the same patient are not present across multiple data splits.</w:t>
       </w:r>
     </w:p>
     <w:sectPr>
